--- a/submission/ISR_Title_Page.docx
+++ b/submission/ISR_Title_Page.docx
@@ -63,12 +63,56 @@
           <w:sz w:val="24"/>
           <w:szCs w:val="24"/>
         </w:rPr>
-        <w:t xml:space="preserve">Authors</w:t>
-      </w:r>
-    </w:p>
-    <w:p>
-      <w:pPr>
-        <w:spacing w:after="60" w:line="276"/>
+        <w:t xml:space="preserve">Author and corresponding author</w:t>
+      </w:r>
+    </w:p>
+    <w:p>
+      <w:pPr>
+        <w:spacing w:after="0" w:line="276"/>
+        <w:jc w:val="left"/>
+      </w:pPr>
+      <w:r>
+        <w:rPr>
+          <w:rFonts w:ascii="Times New Roman" w:cs="Times New Roman" w:eastAsia="Times New Roman" w:hAnsi="Times New Roman"/>
+          <w:b/>
+          <w:bCs/>
+          <w:sz w:val="24"/>
+          <w:szCs w:val="24"/>
+        </w:rPr>
+        <w:t xml:space="preserve">Ook Lee</w:t>
+      </w:r>
+    </w:p>
+    <w:p>
+      <w:pPr>
+        <w:spacing w:after="0" w:line="276"/>
+        <w:jc w:val="left"/>
+      </w:pPr>
+      <w:r>
+        <w:rPr>
+          <w:rFonts w:ascii="Times New Roman" w:cs="Times New Roman" w:eastAsia="Times New Roman" w:hAnsi="Times New Roman"/>
+          <w:sz w:val="24"/>
+          <w:szCs w:val="24"/>
+        </w:rPr>
+        <w:t xml:space="preserve">Department of Information Systems, Hanyang University, Seoul, Korea</w:t>
+      </w:r>
+    </w:p>
+    <w:p>
+      <w:pPr>
+        <w:spacing w:after="0" w:line="276"/>
+        <w:jc w:val="left"/>
+      </w:pPr>
+      <w:r>
+        <w:rPr>
+          <w:rFonts w:ascii="Times New Roman" w:cs="Times New Roman" w:eastAsia="Times New Roman" w:hAnsi="Times New Roman"/>
+          <w:sz w:val="24"/>
+          <w:szCs w:val="24"/>
+        </w:rPr>
+        <w:t xml:space="preserve">Email: ooklee@hanyang.ac.kr</w:t>
+      </w:r>
+    </w:p>
+    <w:p>
+      <w:pPr>
+        <w:spacing w:after="160" w:line="276"/>
         <w:jc w:val="left"/>
       </w:pPr>
       <w:r>
@@ -79,163 +123,7 @@
           <w:highlight w:val="yellow"/>
           <w:highlightCs w:val="yellow"/>
         </w:rPr>
-        <w:t xml:space="preserve">[Author 1 name]</w:t>
-      </w:r>
-      <w:r>
-        <w:rPr>
-          <w:rFonts w:ascii="Times New Roman" w:cs="Times New Roman" w:eastAsia="Times New Roman" w:hAnsi="Times New Roman"/>
-          <w:sz w:val="24"/>
-          <w:szCs w:val="24"/>
-        </w:rPr>
-        <w:t xml:space="preserve">, </w:t>
-      </w:r>
-      <w:r>
-        <w:rPr>
-          <w:rFonts w:ascii="Times New Roman" w:cs="Times New Roman" w:eastAsia="Times New Roman" w:hAnsi="Times New Roman"/>
-          <w:sz w:val="24"/>
-          <w:szCs w:val="24"/>
-          <w:highlight w:val="yellow"/>
-          <w:highlightCs w:val="yellow"/>
-        </w:rPr>
-        <w:t xml:space="preserve">[affiliation]</w:t>
-      </w:r>
-      <w:r>
-        <w:rPr>
-          <w:rFonts w:ascii="Times New Roman" w:cs="Times New Roman" w:eastAsia="Times New Roman" w:hAnsi="Times New Roman"/>
-          <w:sz w:val="24"/>
-          <w:szCs w:val="24"/>
-        </w:rPr>
-        <w:t xml:space="preserve">, </w:t>
-      </w:r>
-      <w:r>
-        <w:rPr>
-          <w:rFonts w:ascii="Times New Roman" w:cs="Times New Roman" w:eastAsia="Times New Roman" w:hAnsi="Times New Roman"/>
-          <w:sz w:val="24"/>
-          <w:szCs w:val="24"/>
-          <w:highlight w:val="yellow"/>
-          <w:highlightCs w:val="yellow"/>
-        </w:rPr>
-        <w:t xml:space="preserve">[email]</w:t>
-      </w:r>
-      <w:r>
-        <w:rPr>
-          <w:rFonts w:ascii="Times New Roman" w:cs="Times New Roman" w:eastAsia="Times New Roman" w:hAnsi="Times New Roman"/>
-          <w:sz w:val="24"/>
-          <w:szCs w:val="24"/>
-        </w:rPr>
-        <w:t xml:space="preserve">, </w:t>
-      </w:r>
-      <w:r>
-        <w:rPr>
-          <w:rFonts w:ascii="Times New Roman" w:cs="Times New Roman" w:eastAsia="Times New Roman" w:hAnsi="Times New Roman"/>
-          <w:sz w:val="24"/>
-          <w:szCs w:val="24"/>
-          <w:highlight w:val="yellow"/>
-          <w:highlightCs w:val="yellow"/>
-        </w:rPr>
-        <w:t xml:space="preserve">[ORCID]</w:t>
-      </w:r>
-    </w:p>
-    <w:p>
-      <w:pPr>
-        <w:spacing w:after="160" w:line="276"/>
-        <w:jc w:val="left"/>
-      </w:pPr>
-      <w:r>
-        <w:rPr>
-          <w:rFonts w:ascii="Times New Roman" w:cs="Times New Roman" w:eastAsia="Times New Roman" w:hAnsi="Times New Roman"/>
-          <w:sz w:val="24"/>
-          <w:szCs w:val="24"/>
-          <w:highlight w:val="yellow"/>
-          <w:highlightCs w:val="yellow"/>
-        </w:rPr>
-        <w:t xml:space="preserve">[Author 2 name, if any]</w:t>
-      </w:r>
-      <w:r>
-        <w:rPr>
-          <w:rFonts w:ascii="Times New Roman" w:cs="Times New Roman" w:eastAsia="Times New Roman" w:hAnsi="Times New Roman"/>
-          <w:sz w:val="24"/>
-          <w:szCs w:val="24"/>
-        </w:rPr>
-        <w:t xml:space="preserve">, </w:t>
-      </w:r>
-      <w:r>
-        <w:rPr>
-          <w:rFonts w:ascii="Times New Roman" w:cs="Times New Roman" w:eastAsia="Times New Roman" w:hAnsi="Times New Roman"/>
-          <w:sz w:val="24"/>
-          <w:szCs w:val="24"/>
-          <w:highlight w:val="yellow"/>
-          <w:highlightCs w:val="yellow"/>
-        </w:rPr>
-        <w:t xml:space="preserve">[affiliation]</w:t>
-      </w:r>
-      <w:r>
-        <w:rPr>
-          <w:rFonts w:ascii="Times New Roman" w:cs="Times New Roman" w:eastAsia="Times New Roman" w:hAnsi="Times New Roman"/>
-          <w:sz w:val="24"/>
-          <w:szCs w:val="24"/>
-        </w:rPr>
-        <w:t xml:space="preserve">, </w:t>
-      </w:r>
-      <w:r>
-        <w:rPr>
-          <w:rFonts w:ascii="Times New Roman" w:cs="Times New Roman" w:eastAsia="Times New Roman" w:hAnsi="Times New Roman"/>
-          <w:sz w:val="24"/>
-          <w:szCs w:val="24"/>
-          <w:highlight w:val="yellow"/>
-          <w:highlightCs w:val="yellow"/>
-        </w:rPr>
-        <w:t xml:space="preserve">[email]</w:t>
-      </w:r>
-      <w:r>
-        <w:rPr>
-          <w:rFonts w:ascii="Times New Roman" w:cs="Times New Roman" w:eastAsia="Times New Roman" w:hAnsi="Times New Roman"/>
-          <w:sz w:val="24"/>
-          <w:szCs w:val="24"/>
-        </w:rPr>
-        <w:t xml:space="preserve">, </w:t>
-      </w:r>
-      <w:r>
-        <w:rPr>
-          <w:rFonts w:ascii="Times New Roman" w:cs="Times New Roman" w:eastAsia="Times New Roman" w:hAnsi="Times New Roman"/>
-          <w:sz w:val="24"/>
-          <w:szCs w:val="24"/>
-          <w:highlight w:val="yellow"/>
-          <w:highlightCs w:val="yellow"/>
-        </w:rPr>
-        <w:t xml:space="preserve">[ORCID]</w:t>
-      </w:r>
-    </w:p>
-    <w:p>
-      <w:pPr>
-        <w:keepNext/>
-        <w:spacing w:after="100" w:before="200"/>
-      </w:pPr>
-      <w:r>
-        <w:rPr>
-          <w:rFonts w:ascii="Times New Roman" w:cs="Times New Roman" w:eastAsia="Times New Roman" w:hAnsi="Times New Roman"/>
-          <w:b/>
-          <w:bCs/>
-          <w:sz w:val="24"/>
-          <w:szCs w:val="24"/>
-        </w:rPr>
-        <w:t xml:space="preserve">Corresponding author</w:t>
-      </w:r>
-    </w:p>
-    <w:p>
-      <w:pPr>
-        <w:spacing w:after="160" w:line="276"/>
-        <w:jc w:val="left"/>
-      </w:pPr>
-      <w:r>
-        <w:rPr>
-          <w:rFonts w:ascii="Times New Roman" w:cs="Times New Roman" w:eastAsia="Times New Roman" w:hAnsi="Times New Roman"/>
-          <w:sz w:val="24"/>
-          <w:szCs w:val="24"/>
-          <w:highlight w:val="yellow"/>
-          <w:highlightCs w:val="yellow"/>
-        </w:rPr>
-        <w:t xml:space="preserve">[Name, postal address, email, telephone]</w:t>
+        <w:t xml:space="preserve">[ORCID, postal address, and telephone, if wanted]</w:t>
       </w:r>
     </w:p>
     <w:p>
@@ -507,7 +395,7 @@
           <w:highlight w:val="yellow"/>
           <w:highlightCs w:val="yellow"/>
         </w:rPr>
-        <w:t xml:space="preserve">[Edit to match the journal’s policy and your actual use: A generative AI assistant was used for language editing, for drafting and checking derivations and numerical scripts, and for preparing documents. The authors reviewed all content and take full responsibility for it.]</w:t>
+        <w:t xml:space="preserve">[Edit to match the journal’s policy and your actual use: A generative AI assistant was used for language editing, for drafting and checking derivations and numerical scripts, and for preparing documents. The author reviewed all content and takes full responsibility for it.]</w:t>
       </w:r>
     </w:p>
     <w:p>
